--- a/docs/mm/word/MM01.docx
+++ b/docs/mm/word/MM01.docx
@@ -337,7 +337,7 @@
         </w:numPr>
       </w:pPr>
       <w:r>
-        <w:t>Definir Gannt o Scrum</w:t>
+        <w:t>Definir el enfoque de planificación (Gantt o metodología basada en Scrum)</w:t>
       </w:r>
     </w:p>
     <w:p>
@@ -4634,7 +4634,6 @@
   <w:style w:type="character" w:default="1" w:styleId="Fuentedeprrafopredeter">
     <w:name w:val="Default Paragraph Font"/>
     <w:uiPriority w:val="1"/>
-    <w:semiHidden/>
     <w:unhideWhenUsed/>
   </w:style>
   <w:style w:type="table" w:default="1" w:styleId="Tablanormal">
